--- a/docs/prd-docx-v2/平台网页端/论坛管理.docx
+++ b/docs/prd-docx-v2/平台网页端/论坛管理.docx
@@ -1586,7 +1586,7 @@
                 <w:rFonts w:ascii="宋体" w:hAnsi="宋体" w:eastAsia="宋体"/>
                 <w:sz w:val="21"/>
               </w:rPr>
-              <w:t>`mock-data.js`</w:t>
+              <w:t>原型数据</w:t>
             </w:r>
           </w:p>
         </w:tc>
@@ -1630,7 +1630,7 @@
                 <w:rFonts w:ascii="宋体" w:hAnsi="宋体" w:eastAsia="宋体"/>
                 <w:sz w:val="21"/>
               </w:rPr>
-              <w:t>`mock-data.js` / 页面定义</w:t>
+              <w:t>`原型数据` / 页面定义</w:t>
             </w:r>
           </w:p>
         </w:tc>
@@ -1674,7 +1674,7 @@
                 <w:rFonts w:ascii="宋体" w:hAnsi="宋体" w:eastAsia="宋体"/>
                 <w:sz w:val="21"/>
               </w:rPr>
-              <w:t>`mock-data.js`</w:t>
+              <w:t>原型数据</w:t>
             </w:r>
           </w:p>
         </w:tc>
@@ -1704,7 +1704,7 @@
                 <w:rFonts w:ascii="宋体" w:hAnsi="宋体" w:eastAsia="宋体"/>
                 <w:sz w:val="21"/>
               </w:rPr>
-              <w:t>`comments`</w:t>
+              <w:t>业务数据</w:t>
             </w:r>
           </w:p>
         </w:tc>
@@ -1718,7 +1718,7 @@
                 <w:rFonts w:ascii="宋体" w:hAnsi="宋体" w:eastAsia="宋体"/>
                 <w:sz w:val="21"/>
               </w:rPr>
-              <w:t>`mock-data.js`</w:t>
+              <w:t>原型数据</w:t>
             </w:r>
           </w:p>
         </w:tc>
@@ -1762,7 +1762,7 @@
                 <w:rFonts w:ascii="宋体" w:hAnsi="宋体" w:eastAsia="宋体"/>
                 <w:sz w:val="21"/>
               </w:rPr>
-              <w:t>`platform-web.js`</w:t>
+              <w:t>页面逻辑</w:t>
             </w:r>
           </w:p>
         </w:tc>
@@ -1835,7 +1835,7 @@
           <w:rFonts w:ascii="宋体" w:hAnsi="宋体" w:eastAsia="宋体"/>
           <w:sz w:val="21"/>
         </w:rPr>
-        <w:t>- 已进入论坛管理页面 - `mock-data.js` 中已定义帖子数据 `posts`</w:t>
+        <w:t>- 已进入论坛管理页面 - `原型数据` 中已定义帖子数据 `posts`</w:t>
       </w:r>
     </w:p>
     <w:p>
@@ -2136,7 +2136,7 @@
           <w:rFonts w:ascii="宋体" w:hAnsi="宋体" w:eastAsia="宋体"/>
           <w:sz w:val="21"/>
         </w:rPr>
-        <w:t>- 帖子详情由 `renderForumDetail()` 函数渲染。 - 操作按钮的状态（如显示"恢复帖子"还是"删除帖子"）根据当前帖子状态动态判断。  ---</w:t>
+        <w:t>- 帖子详情由 `页面渲染` 函数渲染。 - 操作按钮的状态（如显示"恢复帖子"还是"删除帖子"）根据当前帖子状态动态判断。  ---</w:t>
       </w:r>
     </w:p>
     <w:p>
